--- a/word_reports/LP_0349_위치_121_The Nolans_ALTOGETHER.docx
+++ b/word_reports/LP_0349_위치_121_The Nolans_ALTOGETHER.docx
@@ -4,7 +4,7 @@
   <w:body>
     <w:p>
       <w:pPr>
-        <w:spacing w:after="280"/>
+        <w:spacing w:after="80"/>
       </w:pPr>
       <w:r>
         <w:rPr w:rFonts="맑은 고딕">
@@ -13,94 +13,47 @@
           <w:color w:val="1E3A8A"/>
           <w:sz w:val="30"/>
         </w:rPr>
-        <w:t>[121] The Nolans - ALTOGETHER</w:t>
+        <w:t>The Nolans (놀란스) - ALTOGETHER</w:t>
       </w:r>
     </w:p>
     <w:p>
       <w:pPr>
-        <w:spacing w:after="320"/>
+        <w:spacing w:after="240"/>
       </w:pPr>
       <w:r>
         <w:rPr w:rFonts="맑은 고딕">
           <w:rFonts w:ascii="맑은 고딕" w:hAnsi="맑은 고딕" w:eastAsia="맑은 고딕"/>
           <w:b/>
-          <w:sz w:val="20"/>
+          <w:color w:val="4B5563"/>
+          <w:sz w:val="22"/>
         </w:rPr>
-        <w:t>■ 위치 : 121</w:t>
-        <w:br/>
-      </w:r>
-      <w:r>
-        <w:rPr w:rFonts="맑은 고딕">
-          <w:rFonts w:ascii="맑은 고딕" w:hAnsi="맑은 고딕" w:eastAsia="맑은 고딕"/>
-          <w:b/>
-          <w:sz w:val="20"/>
-        </w:rPr>
-        <w:t>■ 아티스트 : The Nolans</w:t>
-        <w:br/>
-      </w:r>
-      <w:r>
-        <w:rPr w:rFonts="맑은 고딕">
-          <w:rFonts w:ascii="맑은 고딕" w:hAnsi="맑은 고딕" w:eastAsia="맑은 고딕"/>
-          <w:b/>
-          <w:sz w:val="20"/>
-        </w:rPr>
-        <w:t>■ 앨범명 : ALTOGETHER</w:t>
-        <w:br/>
-      </w:r>
-      <w:r>
-        <w:rPr w:rFonts="맑은 고딕">
-          <w:rFonts w:ascii="맑은 고딕" w:hAnsi="맑은 고딕" w:eastAsia="맑은 고딕"/>
-          <w:b w:val="0"/>
-          <w:sz w:val="20"/>
-        </w:rPr>
-        <w:t>■ 음반 레이블 : Epic / CBS/Sony</w:t>
-        <w:br/>
-      </w:r>
-      <w:r>
-        <w:rPr w:rFonts="맑은 고딕">
-          <w:rFonts w:ascii="맑은 고딕" w:hAnsi="맑은 고딕" w:eastAsia="맑은 고딕"/>
-          <w:b w:val="0"/>
-          <w:sz w:val="20"/>
-        </w:rPr>
-        <w:t>■ 발매년도 : 1982</w:t>
-        <w:br/>
-      </w:r>
-      <w:r>
-        <w:rPr w:rFonts="맑은 고딕">
-          <w:rFonts w:ascii="맑은 고딕" w:hAnsi="맑은 고딕" w:eastAsia="맑은 고딕"/>
-          <w:b w:val="0"/>
-          <w:sz w:val="20"/>
-        </w:rPr>
-        <w:t>■ 장르 : 댄스 팝 (Dance-Pop), 디스코 (Disco), 유로 팝 (Euro-Pop)</w:t>
-        <w:br/>
-      </w:r>
-      <w:r>
-        <w:rPr w:rFonts="맑은 고딕">
-          <w:rFonts w:ascii="맑은 고딕" w:hAnsi="맑은 고딕" w:eastAsia="맑은 고딕"/>
-          <w:b w:val="0"/>
-          <w:sz w:val="20"/>
-        </w:rPr>
-        <w:t>■ 주요 수록곡 : 1. Sexy Music</w:t>
-        <w:br/>
+        <w:t>위치 :  121</w:t>
       </w:r>
     </w:p>
     <w:p>
       <w:pPr>
-        <w:spacing w:after="160"/>
+        <w:spacing w:line="324" w:lineRule="auto" w:before="80" w:after="160"/>
       </w:pPr>
       <w:r>
         <w:rPr w:rFonts="맑은 고딕">
           <w:rFonts w:ascii="맑은 고딕" w:hAnsi="맑은 고딕" w:eastAsia="맑은 고딕"/>
           <w:b/>
           <w:color w:val="1F2937"/>
-          <w:sz w:val="24"/>
+          <w:sz w:val="22"/>
         </w:rPr>
-        <w:t>■ 음반 해설 및 감상 가이드</w:t>
+        <w:t xml:space="preserve">[음반 소개] </w:t>
+      </w:r>
+      <w:r>
+        <w:rPr w:rFonts="맑은 고딕">
+          <w:rFonts w:ascii="맑은 고딕" w:hAnsi="맑은 고딕" w:eastAsia="맑은 고딕"/>
+          <w:b w:val="0"/>
+          <w:sz w:val="21"/>
+        </w:rPr>
       </w:r>
     </w:p>
     <w:p>
       <w:pPr>
-        <w:spacing w:line="312" w:lineRule="auto" w:after="120"/>
+        <w:spacing w:line="324" w:lineRule="auto" w:after="120"/>
       </w:pPr>
       <w:r>
         <w:rPr w:rFonts="맑은 고딕">
@@ -108,51 +61,516 @@
           <w:b w:val="0"/>
           <w:sz w:val="21"/>
         </w:rPr>
-        <w:t>1970년대 후반부터 1980년대 초반에 이르기까지 세계 팝 음악계를 사로잡았던 아일랜드 출신의 자매 그룹 놀란스(The Nolans)는 특유의 밝고 경쾌한 에너지와 완벽한 보컬 하모니로 시대의 아이콘이 되었습니다. 1982년에 발매된 앨범 《ALTOGETHER》는 이들의 전성기 음악적 결실을 한데 모은 정수이자, 당시 전 유럽과 아시아를 흔들었던 댄스 팝의 명반입니다. 화려했던 디스코 시대의 여운과 세련된 80년대 팝 사운드의 기운이 절묘하게 교차하는 지점에 위치한 작품으로 평가받습니다.</w:t>
+        <w:t>1980년대 초 찬란했던 팝의 황금기를 물들인 놀란스 자매들의 은빛 하모니가 집약된 《ALTOGETHER》는 경쾌한 리듬 속에서도 우아한 서정성을 잃지 않는 명반입니다. 피를 나눈 자매들만이 빚어낼 수 있는 유려하고 완벽한 음성적 일체감은 시대를 뛰어넘어 리스너의 마음에 따스한 빛을 비춥니다. 화려한 디스코 팝과 세련된 스탠더드 팝의 경계를 넘나들며 시대를 매혹했던 이들의 보컬은 턴테이블 위에서 더욱 생생하고 품격 있는 울림으로 되살아납니다. 반세기를 지나 아날로그 그루브의 정취 속에서 다시금 빛을 발하는 본 작은 80년대 팝 음악이 지닌 가장 순수하고 영롱한 순간을 증명하는 걸작입니다.</w:t>
       </w:r>
     </w:p>
     <w:p>
       <w:pPr>
-        <w:spacing w:line="312" w:lineRule="auto" w:after="120"/>
+        <w:spacing w:line="324" w:lineRule="auto" w:before="200" w:after="80"/>
       </w:pPr>
+      <w:r>
+        <w:rPr w:rFonts="맑은 고딕">
+          <w:rFonts w:ascii="맑은 고딕" w:hAnsi="맑은 고딕" w:eastAsia="맑은 고딕"/>
+          <w:b/>
+          <w:color w:val="1E3A8A"/>
+          <w:sz w:val="24"/>
+        </w:rPr>
+        <w:t>1. 음반 데이터</w:t>
+      </w:r>
+    </w:p>
+    <w:p>
+      <w:pPr>
+        <w:spacing w:line="324" w:lineRule="auto" w:after="80"/>
+      </w:pPr>
+      <w:r>
+        <w:rPr w:rFonts="맑은 고딕">
+          <w:rFonts w:ascii="맑은 고딕" w:hAnsi="맑은 고딕" w:eastAsia="맑은 고딕"/>
+          <w:b w:val="0"/>
+          <w:color w:val="6B7280"/>
+          <w:sz w:val="21"/>
+        </w:rPr>
+        <w:t xml:space="preserve">· </w:t>
+      </w:r>
+      <w:r>
+        <w:rPr w:rFonts="맑은 고딕">
+          <w:rFonts w:ascii="맑은 고딕" w:hAnsi="맑은 고딕" w:eastAsia="맑은 고딕"/>
+          <w:b/>
+          <w:color w:val="1F2937"/>
+          <w:sz w:val="21"/>
+        </w:rPr>
+        <w:t xml:space="preserve">앨범명: </w:t>
+      </w:r>
       <w:r>
         <w:rPr w:rFonts="맑은 고딕">
           <w:rFonts w:ascii="맑은 고딕" w:hAnsi="맑은 고딕" w:eastAsia="맑은 고딕"/>
           <w:b w:val="0"/>
           <w:sz w:val="21"/>
         </w:rPr>
-        <w:t>이 음반의 가장 큰 음악적 매력은 단연 놀란스 자매들이 만들어내는 환상적인 보컬 레이어링에 있습니다. 메인 보컬을 맡은 버니 놀란(Bernie Nolan)의 호소력 짙으면서도 시원한 가창을 중심으로, 자매들의 촘촘하고 매끄러운 백그라운드 코러스가 합쳐져 독보적인 청량감을 선사합니다. 정교하게 세공된 리듬 섹션과 감각적인 브라스, 스트링 편곡이 절묘한 균형을 이루며, 한 번 들으면 잊히지 않는 중독성 강한 멜로디 라인은 고품격 팝 사운드의 진수를 보여줍니다.</w:t>
+        <w:t>ALTOGETHER</w:t>
       </w:r>
     </w:p>
     <w:p>
       <w:pPr>
-        <w:spacing w:line="312" w:lineRule="auto" w:after="120"/>
+        <w:spacing w:line="324" w:lineRule="auto" w:after="80"/>
       </w:pPr>
+      <w:r>
+        <w:rPr w:rFonts="맑은 고딕">
+          <w:rFonts w:ascii="맑은 고딕" w:hAnsi="맑은 고딕" w:eastAsia="맑은 고딕"/>
+          <w:b w:val="0"/>
+          <w:color w:val="6B7280"/>
+          <w:sz w:val="21"/>
+        </w:rPr>
+        <w:t xml:space="preserve">· </w:t>
+      </w:r>
+      <w:r>
+        <w:rPr w:rFonts="맑은 고딕">
+          <w:rFonts w:ascii="맑은 고딕" w:hAnsi="맑은 고딕" w:eastAsia="맑은 고딕"/>
+          <w:b/>
+          <w:color w:val="1F2937"/>
+          <w:sz w:val="21"/>
+        </w:rPr>
+        <w:t xml:space="preserve">아티스트: </w:t>
+      </w:r>
       <w:r>
         <w:rPr w:rFonts="맑은 고딕">
           <w:rFonts w:ascii="맑은 고딕" w:hAnsi="맑은 고딕" w:eastAsia="맑은 고딕"/>
           <w:b w:val="0"/>
           <w:sz w:val="21"/>
         </w:rPr>
-        <w:t>수록곡 하나하나가 당시 글로벌 차트를 도배했던 명곡들로 가득 차 있습니다. 도쿄 음악제 대상 수상작이자 감각적인 댄스 리듬이 돋보이는 'Sexy Music'을 비롯하여, 아날로그 신디사이저와 베이스라인이 인상적인 'Gotta Pull Myself Together', 그리고 톡톡 튀는 멜로디의 'Attention to Me' 등은 음반의 가치를 극대화합니다. 또한 이들을 세계적인 스타덤에 올려놓은 세기의 히트곡 'I'm in the Mood for Dancing'이 선사하는 아날로그적 감수성은 LP 회전판을 타고 흐를 때 그 진가를 발휘합니다.</w:t>
+        <w:t>The Nolans (놀란스)</w:t>
       </w:r>
     </w:p>
     <w:p>
       <w:pPr>
-        <w:spacing w:line="312" w:lineRule="auto" w:after="120"/>
+        <w:spacing w:line="324" w:lineRule="auto" w:after="80"/>
       </w:pPr>
+      <w:r>
+        <w:rPr w:rFonts="맑은 고딕">
+          <w:rFonts w:ascii="맑은 고딕" w:hAnsi="맑은 고딕" w:eastAsia="맑은 고딕"/>
+          <w:b w:val="0"/>
+          <w:color w:val="6B7280"/>
+          <w:sz w:val="21"/>
+        </w:rPr>
+        <w:t xml:space="preserve">· </w:t>
+      </w:r>
+      <w:r>
+        <w:rPr w:rFonts="맑은 고딕">
+          <w:rFonts w:ascii="맑은 고딕" w:hAnsi="맑은 고딕" w:eastAsia="맑은 고딕"/>
+          <w:b/>
+          <w:color w:val="1F2937"/>
+          <w:sz w:val="21"/>
+        </w:rPr>
+        <w:t xml:space="preserve">발매 정보: </w:t>
+      </w:r>
       <w:r>
         <w:rPr w:rFonts="맑은 고딕">
           <w:rFonts w:ascii="맑은 고딕" w:hAnsi="맑은 고딕" w:eastAsia="맑은 고딕"/>
           <w:b w:val="0"/>
           <w:sz w:val="21"/>
         </w:rPr>
-        <w:t>《ALTOGETHER》는 단순한 팝 음반을 넘어, 80년대 팝 골든 에이지의 순수한 열정과 활력을 그대로 담아낸 음악적 보석상자입니다. LP 특유의 따뜻하고 풍부한 질감으로 감상할 때, 이 음반이 지닌 세련된 프로덕션과 보컬 하모니의 미세한 울림이 한층 더 생생하게 다가옵니다. 지나온 시절의 아날로그적 낭만과 변함없는 유쾌함을 안겨주는, 서정성과 경쾌함이 완벽하게 조화를 이룬 수작입니다.</w:t>
+        <w:t>1982년 영국의 유서 깊은 음반사 에픽(Epic Records)을 통해 발매되었으며, 전성기 정점에 서 있던 놀란스의 매혹적인 보컬 앙상블과 원숙한 프로덕션이 결합한 역사적 앨범입니다.</w:t>
+      </w:r>
+    </w:p>
+    <w:p>
+      <w:pPr>
+        <w:spacing w:line="324" w:lineRule="auto" w:after="80"/>
+      </w:pPr>
+      <w:r>
+        <w:rPr w:rFonts="맑은 고딕">
+          <w:rFonts w:ascii="맑은 고딕" w:hAnsi="맑은 고딕" w:eastAsia="맑은 고딕"/>
+          <w:b w:val="0"/>
+          <w:color w:val="6B7280"/>
+          <w:sz w:val="21"/>
+        </w:rPr>
+        <w:t xml:space="preserve">· </w:t>
+      </w:r>
+      <w:r>
+        <w:rPr w:rFonts="맑은 고딕">
+          <w:rFonts w:ascii="맑은 고딕" w:hAnsi="맑은 고딕" w:eastAsia="맑은 고딕"/>
+          <w:b/>
+          <w:color w:val="1F2937"/>
+          <w:sz w:val="21"/>
+        </w:rPr>
+        <w:t xml:space="preserve">LP 인기도(판매량): </w:t>
+      </w:r>
+      <w:r>
+        <w:rPr w:rFonts="맑은 고딕">
+          <w:rFonts w:ascii="맑은 고딕" w:hAnsi="맑은 고딕" w:eastAsia="맑은 고딕"/>
+          <w:b w:val="0"/>
+          <w:sz w:val="21"/>
+        </w:rPr>
+        <w:t>발매 직후 영국 오피셜 앨범 차트 18위를 기록하며 실버(Silver) 인증을 획득하였고, 특히 아시아 및 일본 오리콘 차트에서 센세이션을 일으키며 수십만 장 이상의 판매고를 올리는 상업적 쾌거를 이루었습니다.</w:t>
+      </w:r>
+    </w:p>
+    <w:p>
+      <w:pPr>
+        <w:spacing w:line="324" w:lineRule="auto" w:after="80"/>
+      </w:pPr>
+      <w:r>
+        <w:rPr w:rFonts="맑은 고딕">
+          <w:rFonts w:ascii="맑은 고딕" w:hAnsi="맑은 고딕" w:eastAsia="맑은 고딕"/>
+          <w:b w:val="0"/>
+          <w:color w:val="6B7280"/>
+          <w:sz w:val="21"/>
+        </w:rPr>
+        <w:t xml:space="preserve">· </w:t>
+      </w:r>
+      <w:r>
+        <w:rPr w:rFonts="맑은 고딕">
+          <w:rFonts w:ascii="맑은 고딕" w:hAnsi="맑은 고딕" w:eastAsia="맑은 고딕"/>
+          <w:b/>
+          <w:color w:val="1F2937"/>
+          <w:sz w:val="21"/>
+        </w:rPr>
+        <w:t xml:space="preserve">각종 수상경력: </w:t>
+      </w:r>
+      <w:r>
+        <w:rPr w:rFonts="맑은 고딕">
+          <w:rFonts w:ascii="맑은 고딕" w:hAnsi="맑은 고딕" w:eastAsia="맑은 고딕"/>
+          <w:b w:val="0"/>
+          <w:sz w:val="21"/>
+        </w:rPr>
+        <w:t>1981년 제10회 도쿄 가요제 그랑프리를 수상하며 아시아 전역을 뒤흔든 저력을 바탕으로, 영국 음반산업협회(BPI) 공식 실버 디스크 수상 등 국제적인 위상과 대중음악계의 공인된 찬사를 받았습니다.</w:t>
+      </w:r>
+    </w:p>
+    <w:p>
+      <w:pPr>
+        <w:spacing w:line="324" w:lineRule="auto" w:before="200" w:after="80"/>
+      </w:pPr>
+      <w:r>
+        <w:rPr w:rFonts="맑은 고딕">
+          <w:rFonts w:ascii="맑은 고딕" w:hAnsi="맑은 고딕" w:eastAsia="맑은 고딕"/>
+          <w:b/>
+          <w:color w:val="1E3A8A"/>
+          <w:sz w:val="24"/>
+        </w:rPr>
+        <w:t>2. 아티스트 정보</w:t>
+      </w:r>
+    </w:p>
+    <w:p>
+      <w:pPr>
+        <w:spacing w:line="324" w:lineRule="auto" w:after="80"/>
+      </w:pPr>
+      <w:r>
+        <w:rPr w:rFonts="맑은 고딕">
+          <w:rFonts w:ascii="맑은 고딕" w:hAnsi="맑은 고딕" w:eastAsia="맑은 고딕"/>
+          <w:b w:val="0"/>
+          <w:color w:val="6B7280"/>
+          <w:sz w:val="21"/>
+        </w:rPr>
+        <w:t xml:space="preserve">· </w:t>
+      </w:r>
+      <w:r>
+        <w:rPr w:rFonts="맑은 고딕">
+          <w:rFonts w:ascii="맑은 고딕" w:hAnsi="맑은 고딕" w:eastAsia="맑은 고딕"/>
+          <w:b/>
+          <w:color w:val="1F2937"/>
+          <w:sz w:val="21"/>
+        </w:rPr>
+        <w:t xml:space="preserve">국적: </w:t>
+      </w:r>
+      <w:r>
+        <w:rPr w:rFonts="맑은 고딕">
+          <w:rFonts w:ascii="맑은 고딕" w:hAnsi="맑은 고딕" w:eastAsia="맑은 고딕"/>
+          <w:b w:val="0"/>
+          <w:sz w:val="21"/>
+        </w:rPr>
+        <w:t>아일랜드 / 영국 (Ireland / United Kingdom)</w:t>
+      </w:r>
+    </w:p>
+    <w:p>
+      <w:pPr>
+        <w:spacing w:line="324" w:lineRule="auto" w:after="80"/>
+      </w:pPr>
+      <w:r>
+        <w:rPr w:rFonts="맑은 고딕">
+          <w:rFonts w:ascii="맑은 고딕" w:hAnsi="맑은 고딕" w:eastAsia="맑은 고딕"/>
+          <w:b w:val="0"/>
+          <w:color w:val="6B7280"/>
+          <w:sz w:val="21"/>
+        </w:rPr>
+        <w:t xml:space="preserve">· </w:t>
+      </w:r>
+      <w:r>
+        <w:rPr w:rFonts="맑은 고딕">
+          <w:rFonts w:ascii="맑은 고딕" w:hAnsi="맑은 고딕" w:eastAsia="맑은 고딕"/>
+          <w:b/>
+          <w:color w:val="1F2937"/>
+          <w:sz w:val="21"/>
+        </w:rPr>
+        <w:t xml:space="preserve">생몰년도: </w:t>
+      </w:r>
+      <w:r>
+        <w:rPr w:rFonts="맑은 고딕">
+          <w:rFonts w:ascii="맑은 고딕" w:hAnsi="맑은 고딕" w:eastAsia="맑은 고딕"/>
+          <w:b w:val="0"/>
+          <w:sz w:val="21"/>
+        </w:rPr>
+        <w:t>1974년 결성 (The Nolan Sisters로 출범)</w:t>
+      </w:r>
+    </w:p>
+    <w:p>
+      <w:pPr>
+        <w:spacing w:line="324" w:lineRule="auto" w:after="80"/>
+      </w:pPr>
+      <w:r>
+        <w:rPr w:rFonts="맑은 고딕">
+          <w:rFonts w:ascii="맑은 고딕" w:hAnsi="맑은 고딕" w:eastAsia="맑은 고딕"/>
+          <w:b w:val="0"/>
+          <w:color w:val="6B7280"/>
+          <w:sz w:val="21"/>
+        </w:rPr>
+        <w:t xml:space="preserve">· </w:t>
+      </w:r>
+      <w:r>
+        <w:rPr w:rFonts="맑은 고딕">
+          <w:rFonts w:ascii="맑은 고딕" w:hAnsi="맑은 고딕" w:eastAsia="맑은 고딕"/>
+          <w:b/>
+          <w:color w:val="1F2937"/>
+          <w:sz w:val="21"/>
+        </w:rPr>
+        <w:t xml:space="preserve">그룹 소속: </w:t>
+      </w:r>
+      <w:r>
+        <w:rPr w:rFonts="맑은 고딕">
+          <w:rFonts w:ascii="맑은 고딕" w:hAnsi="맑은 고딕" w:eastAsia="맑은 고딕"/>
+          <w:b w:val="0"/>
+          <w:sz w:val="21"/>
+        </w:rPr>
+        <w:t>여성 패밀리 보컬 그룹 (놀란스 / The Nolans)</w:t>
+      </w:r>
+    </w:p>
+    <w:p>
+      <w:pPr>
+        <w:spacing w:line="324" w:lineRule="auto" w:after="80"/>
+      </w:pPr>
+      <w:r>
+        <w:rPr w:rFonts="맑은 고딕">
+          <w:rFonts w:ascii="맑은 고딕" w:hAnsi="맑은 고딕" w:eastAsia="맑은 고딕"/>
+          <w:b w:val="0"/>
+          <w:color w:val="6B7280"/>
+          <w:sz w:val="21"/>
+        </w:rPr>
+        <w:t xml:space="preserve">· </w:t>
+      </w:r>
+      <w:r>
+        <w:rPr w:rFonts="맑은 고딕">
+          <w:rFonts w:ascii="맑은 고딕" w:hAnsi="맑은 고딕" w:eastAsia="맑은 고딕"/>
+          <w:b/>
+          <w:color w:val="1F2937"/>
+          <w:sz w:val="21"/>
+        </w:rPr>
+        <w:t xml:space="preserve">아티스트 소개: </w:t>
+      </w:r>
+      <w:r>
+        <w:rPr w:rFonts="맑은 고딕">
+          <w:rFonts w:ascii="맑은 고딕" w:hAnsi="맑은 고딕" w:eastAsia="맑은 고딕"/>
+          <w:b w:val="0"/>
+          <w:sz w:val="21"/>
+        </w:rPr>
+        <w:t>핏줄로 맺어진 자매들의 완벽에 가까운 보컬 블렌딩과 티 없이 맑은 음색으로 1970~80년대 팝 씬을 사로잡은 전설적인 여성 보컬 그룹입니다. 화려한 안무와 기품 있는 무대 매너를 동시에 겸비하여 유럽과 아시아 전역에 걸쳐 거대한 팬덤을 형성하였으며, 여성 팝 보컬 그룹의 클래식한 전형을 제시한 아티스트로 평가받습니다.</w:t>
+      </w:r>
+    </w:p>
+    <w:p>
+      <w:pPr>
+        <w:spacing w:line="324" w:lineRule="auto" w:before="200" w:after="80"/>
+      </w:pPr>
+      <w:r>
+        <w:rPr w:rFonts="맑은 고딕">
+          <w:rFonts w:ascii="맑은 고딕" w:hAnsi="맑은 고딕" w:eastAsia="맑은 고딕"/>
+          <w:b/>
+          <w:color w:val="1E3A8A"/>
+          <w:sz w:val="24"/>
+        </w:rPr>
+        <w:t>3. 음반 상세 분석</w:t>
+      </w:r>
+    </w:p>
+    <w:p>
+      <w:pPr>
+        <w:spacing w:line="324" w:lineRule="auto" w:after="80"/>
+      </w:pPr>
+      <w:r>
+        <w:rPr w:rFonts="맑은 고딕">
+          <w:rFonts w:ascii="맑은 고딕" w:hAnsi="맑은 고딕" w:eastAsia="맑은 고딕"/>
+          <w:b w:val="0"/>
+          <w:color w:val="6B7280"/>
+          <w:sz w:val="21"/>
+        </w:rPr>
+        <w:t xml:space="preserve">· </w:t>
+      </w:r>
+      <w:r>
+        <w:rPr w:rFonts="맑은 고딕">
+          <w:rFonts w:ascii="맑은 고딕" w:hAnsi="맑은 고딕" w:eastAsia="맑은 고딕"/>
+          <w:b/>
+          <w:color w:val="1F2937"/>
+          <w:sz w:val="21"/>
+        </w:rPr>
+        <w:t xml:space="preserve">역사적 위치: </w:t>
+      </w:r>
+      <w:r>
+        <w:rPr w:rFonts="맑은 고딕">
+          <w:rFonts w:ascii="맑은 고딕" w:hAnsi="맑은 고딕" w:eastAsia="맑은 고딕"/>
+          <w:b w:val="0"/>
+          <w:sz w:val="21"/>
+        </w:rPr>
+        <w:t>디스코의 열기가 뉴웨이브와 세련된 팝 사운드로 자연스럽게 이행하던 1982년, 정통 보컬 하모니의 클래시컬한 매력을 현대적인 팝 편곡으로 완성도 높게 구현해 낸 전환기적 명반입니다. 현악 오케스트레이션과 감각적인 베이스라인, 그리고 자매들의 다층적인 화음이 정교하게 조화를 이루어 팝 음악사에서 '웰메이드 보컬 팝'의 모범을 보여줍니다.</w:t>
+      </w:r>
+    </w:p>
+    <w:p>
+      <w:pPr>
+        <w:spacing w:line="324" w:lineRule="auto" w:after="80"/>
+      </w:pPr>
+      <w:r>
+        <w:rPr w:rFonts="맑은 고딕">
+          <w:rFonts w:ascii="맑은 고딕" w:hAnsi="맑은 고딕" w:eastAsia="맑은 고딕"/>
+          <w:b w:val="0"/>
+          <w:color w:val="6B7280"/>
+          <w:sz w:val="21"/>
+        </w:rPr>
+        <w:t xml:space="preserve">· </w:t>
+      </w:r>
+      <w:r>
+        <w:rPr w:rFonts="맑은 고딕">
+          <w:rFonts w:ascii="맑은 고딕" w:hAnsi="맑은 고딕" w:eastAsia="맑은 고딕"/>
+          <w:b/>
+          <w:color w:val="1F2937"/>
+          <w:sz w:val="21"/>
+        </w:rPr>
+        <w:t xml:space="preserve">시대의 흔적(스토리텔링): </w:t>
+      </w:r>
+      <w:r>
+        <w:rPr w:rFonts="맑은 고딕">
+          <w:rFonts w:ascii="맑은 고딕" w:hAnsi="맑은 고딕" w:eastAsia="맑은 고딕"/>
+          <w:b w:val="0"/>
+          <w:sz w:val="21"/>
+        </w:rPr>
+        <w:t>1980년대 초 은막과 전파를 가득 메우던 낭만과 활기, 그리고 전 세계 청춘들의 심장을 뛰게 했던 디스코 클럽과 라디오 부스의 공기가 고스란히 담겨 있습니다. 눈부신 미소와 세련된 무대 의상으로 온 세상을 매혹했던 놀란스의 목소리는 격동의 시대를 살아가던 대중에게 더없는 위안이자 축제와도 같은 해방감을 선사했습니다.</w:t>
+      </w:r>
+    </w:p>
+    <w:p>
+      <w:pPr>
+        <w:spacing w:line="324" w:lineRule="auto" w:before="200" w:after="80"/>
+      </w:pPr>
+      <w:r>
+        <w:rPr w:rFonts="맑은 고딕">
+          <w:rFonts w:ascii="맑은 고딕" w:hAnsi="맑은 고딕" w:eastAsia="맑은 고딕"/>
+          <w:b/>
+          <w:color w:val="1E3A8A"/>
+          <w:sz w:val="24"/>
+        </w:rPr>
+        <w:t>4. 주요 수록곡 및 감상 제언</w:t>
+      </w:r>
+    </w:p>
+    <w:p>
+      <w:pPr>
+        <w:spacing w:line="324" w:lineRule="auto" w:after="80"/>
+      </w:pPr>
+      <w:r>
+        <w:rPr w:rFonts="맑은 고딕">
+          <w:rFonts w:ascii="맑은 고딕" w:hAnsi="맑은 고딕" w:eastAsia="맑은 고딕"/>
+          <w:b w:val="0"/>
+          <w:color w:val="6B7280"/>
+          <w:sz w:val="21"/>
+        </w:rPr>
+        <w:t xml:space="preserve">· </w:t>
+      </w:r>
+      <w:r>
+        <w:rPr w:rFonts="맑은 고딕">
+          <w:rFonts w:ascii="맑은 고딕" w:hAnsi="맑은 고딕" w:eastAsia="맑은 고딕"/>
+          <w:b/>
+          <w:color w:val="1F2937"/>
+          <w:sz w:val="21"/>
+        </w:rPr>
+        <w:t xml:space="preserve">주요 수록곡 특징: </w:t>
+      </w:r>
+      <w:r>
+        <w:rPr w:rFonts="맑은 고딕">
+          <w:rFonts w:ascii="맑은 고딕" w:hAnsi="맑은 고딕" w:eastAsia="맑은 고딕"/>
+          <w:b w:val="0"/>
+          <w:sz w:val="21"/>
+        </w:rPr>
+        <w:t>특유의 청량한 화음과 박진감 넘치는 브라스 섹션이 어우러진 대표 히트 트랙들은 물론, 깊은 감수성과 보컬의 표현력이 돋보이는 팝 발라드 수록곡들이 유기적으로 배치되어 있습니다. 자매들의 리드 보컬이 교차하며 빚어내는 드라마틱한 멜로디 전개는 곡마다 고유의 서정미와 활기를 품고 있어 감상의 깊이를 더합니다.</w:t>
+      </w:r>
+    </w:p>
+    <w:p>
+      <w:pPr>
+        <w:spacing w:line="324" w:lineRule="auto" w:after="80"/>
+      </w:pPr>
+      <w:r>
+        <w:rPr w:rFonts="맑은 고딕">
+          <w:rFonts w:ascii="맑은 고딕" w:hAnsi="맑은 고딕" w:eastAsia="맑은 고딕"/>
+          <w:b w:val="0"/>
+          <w:color w:val="6B7280"/>
+          <w:sz w:val="21"/>
+        </w:rPr>
+        <w:t xml:space="preserve">· </w:t>
+      </w:r>
+      <w:r>
+        <w:rPr w:rFonts="맑은 고딕">
+          <w:rFonts w:ascii="맑은 고딕" w:hAnsi="맑은 고딕" w:eastAsia="맑은 고딕"/>
+          <w:b/>
+          <w:color w:val="1F2937"/>
+          <w:sz w:val="21"/>
+        </w:rPr>
+        <w:t xml:space="preserve">빈티지 감상 제언: </w:t>
+      </w:r>
+      <w:r>
+        <w:rPr w:rFonts="맑은 고딕">
+          <w:rFonts w:ascii="맑은 고딕" w:hAnsi="맑은 고딕" w:eastAsia="맑은 고딕"/>
+          <w:b w:val="0"/>
+          <w:sz w:val="21"/>
+        </w:rPr>
+        <w:t>진공관 앰프의 온화한 질감과 중역대가 충실한 빈티지 스피커를 통해 감상할 때 그 진가가 온전히 드러납니다. 디지털 음원에서는 다소 날카롭게 들릴 수 있는 고음역의 백보컬 화음이 턴테이블 카트리지를 거치며 실크처럼 부드럽고 풍성하게 피어나, 마치 눈앞에서 멤버들이 노래하는 듯한 따뜻한 공간감을 선사합니다.</w:t>
+      </w:r>
+    </w:p>
+    <w:p>
+      <w:pPr>
+        <w:spacing w:line="324" w:lineRule="auto" w:after="80"/>
+      </w:pPr>
+      <w:r>
+        <w:rPr w:rFonts="맑은 고딕">
+          <w:rFonts w:ascii="맑은 고딕" w:hAnsi="맑은 고딕" w:eastAsia="맑은 고딕"/>
+          <w:b w:val="0"/>
+          <w:color w:val="6B7280"/>
+          <w:sz w:val="21"/>
+        </w:rPr>
+        <w:t xml:space="preserve">· </w:t>
+      </w:r>
+      <w:r>
+        <w:rPr w:rFonts="맑은 고딕">
+          <w:rFonts w:ascii="맑은 고딕" w:hAnsi="맑은 고딕" w:eastAsia="맑은 고딕"/>
+          <w:b/>
+          <w:color w:val="1F2937"/>
+          <w:sz w:val="21"/>
+        </w:rPr>
+        <w:t xml:space="preserve">소장 가치: </w:t>
+      </w:r>
+      <w:r>
+        <w:rPr w:rFonts="맑은 고딕">
+          <w:rFonts w:ascii="맑은 고딕" w:hAnsi="맑은 고딕" w:eastAsia="맑은 고딕"/>
+          <w:b w:val="0"/>
+          <w:sz w:val="21"/>
+        </w:rPr>
+        <w:t>80년대 팝 컬처의 한 페이지를 화려하게 장식한 음반이자 아날로그 전성기의 정교한 마스터링 기술이 집약된 바이닐로서, 클래식 팝과 여성 보컬 그룹의 역사를 탐구하는 LP 애호가에게 결코 빼놓을 수 없는 귀중한 컬렉터스 아이템입니다.</w:t>
+      </w:r>
+    </w:p>
+    <w:p>
+      <w:pPr>
+        <w:spacing w:line="324" w:lineRule="auto" w:after="120" w:before="160"/>
+      </w:pPr>
+      <w:r>
+        <w:rPr w:rFonts="맑은 고딕">
+          <w:rFonts w:ascii="맑은 고딕" w:hAnsi="맑은 고딕" w:eastAsia="맑은 고딕"/>
+          <w:b/>
+          <w:color w:val="4338CA"/>
+          <w:sz w:val="21"/>
+        </w:rPr>
+        <w:t>이 음반을 통해 턴테이블 위에서 아지랑이처럼 피어나는 놀란스 자매들의 청명한 화음과 80년대 황금빛 팝 사운드가 전해주는 감동을 다시 한번 경험해 보시는 것은 어떨까요?</w:t>
       </w:r>
     </w:p>
     <w:sectPr>
       <w:pgSz w:w="12240" w:h="15840"/>
-      <w:pgMar w:top="1440" w:right="1440" w:bottom="1440" w:left="1440" w:header="720" w:footer="720" w:gutter="0"/>
+      <w:pgMar w:top="1152" w:right="1296" w:bottom="1152" w:left="1296" w:header="720" w:footer="720" w:gutter="0"/>
       <w:cols w:space="720"/>
       <w:docGrid w:linePitch="360"/>
     </w:sectPr>

--- a/word_reports/LP_0349_위치_121_The Nolans_ALTOGETHER.docx
+++ b/word_reports/LP_0349_위치_121_The Nolans_ALTOGETHER.docx
@@ -32,7 +32,7 @@
     </w:p>
     <w:p>
       <w:pPr>
-        <w:spacing w:line="324" w:lineRule="auto" w:before="80" w:after="160"/>
+        <w:spacing w:line="324" w:lineRule="auto" w:before="80" w:after="120"/>
       </w:pPr>
       <w:r>
         <w:rPr w:rFonts="맑은 고딕">
@@ -42,13 +42,6 @@
           <w:sz w:val="22"/>
         </w:rPr>
         <w:t xml:space="preserve">[음반 소개] </w:t>
-      </w:r>
-      <w:r>
-        <w:rPr w:rFonts="맑은 고딕">
-          <w:rFonts w:ascii="맑은 고딕" w:hAnsi="맑은 고딕" w:eastAsia="맑은 고딕"/>
-          <w:b w:val="0"/>
-          <w:sz w:val="21"/>
-        </w:rPr>
       </w:r>
     </w:p>
     <w:p>
@@ -61,7 +54,33 @@
           <w:b w:val="0"/>
           <w:sz w:val="21"/>
         </w:rPr>
-        <w:t>1980년대 초 찬란했던 팝의 황금기를 물들인 놀란스 자매들의 은빛 하모니가 집약된 《ALTOGETHER》는 경쾌한 리듬 속에서도 우아한 서정성을 잃지 않는 명반입니다. 피를 나눈 자매들만이 빚어낼 수 있는 유려하고 완벽한 음성적 일체감은 시대를 뛰어넘어 리스너의 마음에 따스한 빛을 비춥니다. 화려한 디스코 팝과 세련된 스탠더드 팝의 경계를 넘나들며 시대를 매혹했던 이들의 보컬은 턴테이블 위에서 더욱 생생하고 품격 있는 울림으로 되살아납니다. 반세기를 지나 아날로그 그루브의 정취 속에서 다시금 빛을 발하는 본 작은 80년대 팝 음악이 지닌 가장 순수하고 영롱한 순간을 증명하는 걸작입니다.</w:t>
+        <w:t>1970년대 후반부터 1980년대 초반에 이르는 시기는 대중음악사에서 가장 찬란하고 순수한 에너지가 넘쳐흐르던 황금기였습니다. 화려한 디스코의 잔향과 세련된 유로 댄스 팝의 태동이 맞물리던 그 경계의 지점에서, 아일랜드 태생의 자매들로 구성된 놀란스(The Nolans)는 가족 특유의 유기적인 보컬 앙상블과 독보적인 대중적 친화력으로 전 세계 팝 애호가들의 심장을 관통했습니다. 1982년에 빛을 본 앨범 [ALTOGETHER]는 그들의 전성기적 역량과 음악적 성숙이 가장 눈부시게 응축된 기념비적인 작품입니다.</w:t>
+      </w:r>
+    </w:p>
+    <w:p>
+      <w:pPr>
+        <w:spacing w:line="324" w:lineRule="auto" w:after="120"/>
+      </w:pPr>
+      <w:r>
+        <w:rPr w:rFonts="맑은 고딕">
+          <w:rFonts w:ascii="맑은 고딕" w:hAnsi="맑은 고딕" w:eastAsia="맑은 고딕"/>
+          <w:b w:val="0"/>
+          <w:sz w:val="21"/>
+        </w:rPr>
+        <w:t>이 음반은 단순한 댄스 팝의 집적을 넘어, 스튜디오 레코딩 테크놀로지가 아날로그 미학의 절정에 달했던 당대의 풍성한 오케스트레이션과 리듬 섹션을 고스란히 담아내고 있습니다. 자매들이 주고받는 무결점의 하모니는 기계적인 정교함을 뛰어넘어, 혈육이기에 가능한 따스한 호흡과 깊은 정서적 교감을 발산합니다. 찰나의 유행에 휩쓸리지 않고 오늘날까지 생명력을 유지하는 것은, 이 음반 기저에 흐르는 정갈한 멜로디의 품격과 음악을 통해 삶의 환희를 전하고자 했던 아티스트의 순수한 예술적 태도 덕분입니다.</w:t>
+      </w:r>
+    </w:p>
+    <w:p>
+      <w:pPr>
+        <w:spacing w:line="324" w:lineRule="auto" w:after="120"/>
+      </w:pPr>
+      <w:r>
+        <w:rPr w:rFonts="맑은 고딕">
+          <w:rFonts w:ascii="맑은 고딕" w:hAnsi="맑은 고딕" w:eastAsia="맑은 고딕"/>
+          <w:b w:val="0"/>
+          <w:sz w:val="21"/>
+        </w:rPr>
+        <w:t>세월이 흘러 디지털 음원이 범람하는 현대에 이르러서도, [ALTOGETHER]의 그루브 위에 바늘을 얹을 때 피어오르는 사운드는 여전히 격조 높은 설렘을 자아냅니다. 故 버니 놀란의 폭발적이면서도 서정적인 리드 보컬과 그 뒤를 받치는 자매들의 융단 같은 코러스는, 빛바랜 흑백 사진에 온기를 불어넣듯 잊고 지내던 아날로그 시대의 낭만과 청춘의 찬란한 순간을 선명하게 되살려내는 마법을 선사합니다.</w:t>
       </w:r>
     </w:p>
     <w:p>
@@ -168,7 +187,7 @@
           <w:b w:val="0"/>
           <w:sz w:val="21"/>
         </w:rPr>
-        <w:t>1982년 영국의 유서 깊은 음반사 에픽(Epic Records)을 통해 발매되었으며, 전성기 정점에 서 있던 놀란스의 매혹적인 보컬 앙상블과 원숙한 프로덕션이 결합한 역사적 앨범입니다.</w:t>
+        <w:t>1982년 세계적인 메이저 레이블 에픽(Epic Records)을 통해 발매되었으며, 전성기 놀란스의 완숙한 보컬 하모니와 정교한 편곡 미학을 총망라하여 유럽과 아시아 전역에 큰 반향을 일으킨 역사적 명반.</w:t>
       </w:r>
     </w:p>
     <w:p>
@@ -199,7 +218,7 @@
           <w:b w:val="0"/>
           <w:sz w:val="21"/>
         </w:rPr>
-        <w:t>발매 직후 영국 오피셜 앨범 차트 18위를 기록하며 실버(Silver) 인증을 획득하였고, 특히 아시아 및 일본 오리콘 차트에서 센세이션을 일으키며 수십만 장 이상의 판매고를 올리는 상업적 쾌거를 이루었습니다.</w:t>
+        <w:t>발매 직후 영국 오피셜 앨범 차트(Official Albums Chart) Top 40에 랭크되며 실버(Silver) 인증을 획득하였고, 특히 아시아 및 일본 오리콘 차트에서 센세이션을 일으키며 밀리언셀러급 판매고와 신드롬을 기록함.</w:t>
       </w:r>
     </w:p>
     <w:p>
@@ -230,7 +249,7 @@
           <w:b w:val="0"/>
           <w:sz w:val="21"/>
         </w:rPr>
-        <w:t>1981년 제10회 도쿄 가요제 그랑프리를 수상하며 아시아 전역을 뒤흔든 저력을 바탕으로, 영국 음반산업협회(BPI) 공식 실버 디스크 수상 등 국제적인 위상과 대중음악계의 공인된 찬사를 받았습니다.</w:t>
+        <w:t>1980년대 초 도쿄 음악제 대상 수상 및 영국 레코드 산업 협회(BPI) 공인 음반 선정 등, 상업적 성공과 음악적 대중성을 동시에 인정받으며 당대 팝 씬의 권위 있는 반열에 오름.</w:t>
       </w:r>
     </w:p>
     <w:p>
@@ -275,7 +294,7 @@
           <w:b w:val="0"/>
           <w:sz w:val="21"/>
         </w:rPr>
-        <w:t>아일랜드 / 영국 (Ireland / United Kingdom)</w:t>
+        <w:t>영국 / 아일랜드 (United Kingdom / Ireland)</w:t>
       </w:r>
     </w:p>
     <w:p>
@@ -306,7 +325,7 @@
           <w:b w:val="0"/>
           <w:sz w:val="21"/>
         </w:rPr>
-        <w:t>1974년 결성 (The Nolan Sisters로 출범)</w:t>
+        <w:t>1974년 결성</w:t>
       </w:r>
     </w:p>
     <w:p>
@@ -337,7 +356,7 @@
           <w:b w:val="0"/>
           <w:sz w:val="21"/>
         </w:rPr>
-        <w:t>여성 패밀리 보컬 그룹 (놀란스 / The Nolans)</w:t>
+        <w:t>자매 보컬 그룹 (The Nolan Sisters)</w:t>
       </w:r>
     </w:p>
     <w:p>
@@ -368,7 +387,7 @@
           <w:b w:val="0"/>
           <w:sz w:val="21"/>
         </w:rPr>
-        <w:t>핏줄로 맺어진 자매들의 완벽에 가까운 보컬 블렌딩과 티 없이 맑은 음색으로 1970~80년대 팝 씬을 사로잡은 전설적인 여성 보컬 그룹입니다. 화려한 안무와 기품 있는 무대 매너를 동시에 겸비하여 유럽과 아시아 전역에 걸쳐 거대한 팬덤을 형성하였으며, 여성 팝 보컬 그룹의 클래식한 전형을 제시한 아티스트로 평가받습니다.</w:t>
+        <w:t>천부적인 보컬 하모니와 사랑스러운 무대 매너로 1970~80년대 브리티시 팝과 유로 댄스 팝의 정점을 이끌었던 전설적인 자매 그룹입니다. 친자매만이 빚어낼 수 있는 완벽한 화음과 빼어난 가창력으로 동서양의 국경을 넘어 대중음악사에 불멸의 발자취를 남겼습니다.</w:t>
       </w:r>
     </w:p>
     <w:p>
@@ -413,7 +432,7 @@
           <w:b w:val="0"/>
           <w:sz w:val="21"/>
         </w:rPr>
-        <w:t>디스코의 열기가 뉴웨이브와 세련된 팝 사운드로 자연스럽게 이행하던 1982년, 정통 보컬 하모니의 클래시컬한 매력을 현대적인 팝 편곡으로 완성도 높게 구현해 낸 전환기적 명반입니다. 현악 오케스트레이션과 감각적인 베이스라인, 그리고 자매들의 다층적인 화음이 정교하게 조화를 이루어 팝 음악사에서 '웰메이드 보컬 팝'의 모범을 보여줍니다.</w:t>
+        <w:t>펑크와 뉴웨이브의 물결 속에서도 정통 팝 멜로디와 어쿠스틱/브라스 세션의 가치를 지켜낸 수작으로 평가받습니다. 보컬 중심의 팝 음악이 도달할 수 있는 가장 우아하고 대중적인 완성도를 보여주며, 80년대 초반 스튜디오 팝 프로덕션의 모범적인 기준을 제시한 앨범입니다.</w:t>
       </w:r>
     </w:p>
     <w:p>
@@ -444,7 +463,7 @@
           <w:b w:val="0"/>
           <w:sz w:val="21"/>
         </w:rPr>
-        <w:t>1980년대 초 은막과 전파를 가득 메우던 낭만과 활기, 그리고 전 세계 청춘들의 심장을 뛰게 했던 디스코 클럽과 라디오 부스의 공기가 고스란히 담겨 있습니다. 눈부신 미소와 세련된 무대 의상으로 온 세상을 매혹했던 놀란스의 목소리는 격동의 시대를 살아가던 대중에게 더없는 위안이자 축제와도 같은 해방감을 선사했습니다.</w:t>
+        <w:t>반짝이는 미러볼과 롤러스케이트장, 늦은 밤 카세트테이프와 LP를 틀어놓고 음악에 심취하던 1980년대 청춘들의 서정과 순수가 고스란히 각인되어 있습니다. 고도성장기의 활기와 자유를 갈망하던 당대 청년 문화의 밝은 표정이 음악적 에너지로 생생하게 투영되어 있습니다.</w:t>
       </w:r>
     </w:p>
     <w:p>
@@ -489,7 +508,7 @@
           <w:b w:val="0"/>
           <w:sz w:val="21"/>
         </w:rPr>
-        <w:t>특유의 청량한 화음과 박진감 넘치는 브라스 섹션이 어우러진 대표 히트 트랙들은 물론, 깊은 감수성과 보컬의 표현력이 돋보이는 팝 발라드 수록곡들이 유기적으로 배치되어 있습니다. 자매들의 리드 보컬이 교차하며 빚어내는 드라마틱한 멜로디 전개는 곡마다 고유의 서정미와 활기를 품고 있어 감상의 깊이를 더합니다.</w:t>
+        <w:t>심장을 뛰게 하는 탄력적인 베이스와 브라스가 어우러진 경쾌한 댄스 넘버들은 물론, 자매들의 호소력 짙은 감수성이 돋보이는 서정적인 미드 템포 팝 트랙들이 조화롭게 수록되어 있습니다. 주선율을 이끄는 당찬 보컬과 그 뒤를 감싸는 유려한 코러스의 대비는 듣는 이에게 깊은 감정적 카타르시스를 선사합니다.</w:t>
       </w:r>
     </w:p>
     <w:p>
@@ -520,7 +539,7 @@
           <w:b w:val="0"/>
           <w:sz w:val="21"/>
         </w:rPr>
-        <w:t>진공관 앰프의 온화한 질감과 중역대가 충실한 빈티지 스피커를 통해 감상할 때 그 진가가 온전히 드러납니다. 디지털 음원에서는 다소 날카롭게 들릴 수 있는 고음역의 백보컬 화음이 턴테이블 카트리지를 거치며 실크처럼 부드럽고 풍성하게 피어나, 마치 눈앞에서 멤버들이 노래하는 듯한 따뜻한 공간감을 선사합니다.</w:t>
+        <w:t>LP 특유의 두툼하고 따뜻한 저역과 진공관 앰프를 통해 증폭되는 자연스러운 잔향감이 압권입니다. 디지털로는 결코 재현할 수 없는 보컬의 숨소리와 아날로그 퍼커션의 질감이 공기를 채울 때, 턴테이블이 선사하는 아늑하고 풍성한 공간 음향의 진가를 만끽하실 수 있습니다.</w:t>
       </w:r>
     </w:p>
     <w:p>
@@ -551,7 +570,7 @@
           <w:b w:val="0"/>
           <w:sz w:val="21"/>
         </w:rPr>
-        <w:t>80년대 팝 컬처의 한 페이지를 화려하게 장식한 음반이자 아날로그 전성기의 정교한 마스터링 기술이 집약된 바이닐로서, 클래식 팝과 여성 보컬 그룹의 역사를 탐구하는 LP 애호가에게 결코 빼놓을 수 없는 귀중한 컬렉터스 아이템입니다.</w:t>
+        <w:t>80년대 팝의 황금기를 상징하는 역사적 유산이자, 놀란스의 전성기 음악 세계를 오리지널 아날로그 바이닐 포맷으로 완벽히 소장할 수 있는 컬렉터스 아이템입니다. 세월의 풍화를 견뎌낸 커버 아트워크와 그루브 속에 새겨진 소리는 클래식 및 올드 팝 애호가 모두에게 각별한 소장 가치를 지닙니다.</w:t>
       </w:r>
     </w:p>
     <w:p>
@@ -565,7 +584,7 @@
           <w:color w:val="4338CA"/>
           <w:sz w:val="21"/>
         </w:rPr>
-        <w:t>이 음반을 통해 턴테이블 위에서 아지랑이처럼 피어나는 놀란스 자매들의 청명한 화음과 80년대 황금빛 팝 사운드가 전해주는 감동을 다시 한번 경험해 보시는 것은 어떨까요?</w:t>
+        <w:t>이 음반을 통해 아날로그 바늘 끝에서 피어오르는 찬란한 80년대의 낭만과 순수한 하모니가 전해주는 감동을 다시 한번 경험해 보시는 것은 어떨까요?</w:t>
       </w:r>
     </w:p>
     <w:sectPr>
